--- a/DBTUNING/ch27_V뷰인스턴스튜닝2_대기이벤트/ch27_V뷰_대기이벤트분석.docx
+++ b/DBTUNING/ch27_V뷰인스턴스튜닝2_대기이벤트/ch27_V뷰_대기이벤트분석.docx
@@ -7,7 +7,7 @@
         <w:pStyle w:val="Heading1"/>
       </w:pPr>
       <w:r>
-        <w:t>제14장  V$ 뷰를 이용한 인스턴스 튜닝 ② 대기 이벤트 분석</w:t>
+        <w:t>제ch27  V$ 뷰를 이용한 인스턴스 튜닝 ② 대기 이벤트 분석</w:t>
       </w:r>
     </w:p>
     <w:p>
@@ -17,7 +17,7 @@
           <w:b w:val="0"/>
           <w:sz w:val="21"/>
         </w:rPr>
-        <w:t>13장에서 우리는 V$ 뷰로 인스턴스를 실시간 진단하는 절차와 통계 해석의 큰 줄기를 세웠다. 어떤 세션이 지금 무엇을 하고 있는지, 시스템 전체가 어디에 시간을 쓰고 있는지를 V$SESSION·V$SYSSTAT·시간 모델로 읽는 법을 익혔다. 그 진단의 마지막 갈림길은 언제나 하나였다 — 세션이 CPU를 쓰고 있는가, 아니면 무언가를 기다리고 있는가. 기다리고 있다면, 정확히 무엇을 기다리는가. 이 '무엇'의 이름이 바로 대기 이벤트(wait event)다. 이 장은 그 대기 이벤트를 분류하고, 대표적인 이벤트마다 원인을 어디서 어떻게 추적하는지를 실측 데이터로 익힌다.</w:t>
+        <w:t>ch26에서 우리는 V$ 뷰로 인스턴스를 실시간 진단하는 절차와 통계 해석의 큰 줄기를 세웠다. 어떤 세션이 지금 무엇을 하고 있는지, 시스템 전체가 어디에 시간을 쓰고 있는지를 V$SESSION·V$SYSSTAT·시간 모델로 읽는 법을 익혔다. 그 진단의 마지막 갈림길은 언제나 하나였다 — 세션이 CPU를 쓰고 있는가, 아니면 무언가를 기다리고 있는가. 기다리고 있다면, 정확히 무엇을 기다리는가. 이 '무엇'의 이름이 바로 대기 이벤트(wait event)다. 이 장은 그 대기 이벤트를 분류하고, 대표적인 이벤트마다 원인을 어디서 어떻게 추적하는지를 실측 데이터로 익힌다.</w:t>
       </w:r>
     </w:p>
     <w:p>
@@ -37,7 +37,7 @@
           <w:b w:val="0"/>
           <w:sz w:val="21"/>
         </w:rPr>
-        <w:t>이 과정은 ADMIN 과정을 전제하지 않는다. 다만 ADMIN 32장에서 대기 이벤트를 모니터링 지표의 하나로 소개한 수준이었다면, 여기서는 V$EVENT_NAME의 클래스 체계부터 세그먼트 단위 원인 추적, 블로커 세션 역추적, Idle 이벤트 오판 교정까지 실측 조회로 다룬다. 또한 3장에서 블로킹 세션(597↔596)을 '누가 누구를 막았는가'의 관점으로 다뤘다면, 이 장은 같은 잠금 경합을 'enq: TX - row lock contention이라는 대기 이벤트가 어느 세그먼트·어느 SQL에서 발생하는가'라는 대기 이벤트 분석의 축으로 다시 본다. 중복이 아니라 심화다.</w:t>
+        <w:t>이 과정은 ADMIN 과정을 전제하지 않는다. 다만 ADMIN 32장에서 대기 이벤트를 모니터링 지표의 하나로 소개한 수준이었다면, 여기서는 V$EVENT_NAME의 클래스 체계부터 세그먼트 단위 원인 추적, 블로커 세션 역추적, Idle 이벤트 오판 교정까지 실측 조회로 다룬다. 또한 ch17에서 블로킹 세션(597↔596)을 '누가 누구를 막았는가'의 관점으로 다뤘다면, 이 장은 같은 잠금 경합을 'enq: TX - row lock contention이라는 대기 이벤트가 어느 세그먼트·어느 SQL에서 발생하는가'라는 대기 이벤트 분석의 축으로 다시 본다. 중복이 아니라 심화다.</w:t>
       </w:r>
     </w:p>
     <w:tbl>
@@ -4581,7 +4581,7 @@
         <w:pStyle w:val="Heading3"/>
       </w:pPr>
       <w:r>
-        <w:t>14.7.1  발생 원리와 3장과의 관계</w:t>
+        <w:t>14.7.1  발생 원리와 ch17과의 관계</w:t>
       </w:r>
     </w:p>
     <w:p>
@@ -4601,7 +4601,7 @@
           <w:b w:val="0"/>
           <w:sz w:val="21"/>
         </w:rPr>
-        <w:t>한 세션이 어떤 행을 UPDATE하고 아직 커밋하지 않았는데, 다른 세션이 같은 행을 UPDATE하려 하면, 뒤 세션은 앞 세션이 커밋/롤백할 때까지 그 행을 잡을 수 없다. 이 기다림이 enq: TX - row lock contention이다. 3장에서 우리는 이 상황을 블로킹 세션(597이 596을 막음)의 관점, 곧 '누가 누구를 막았는가'로 다뤘다. 이 장에서는 같은 현상을 대기 이벤트의 관점으로 다시 본다 — '이 대기 이벤트가 어느 세그먼트의 어느 행에서, 어느 SQL 때문에 발생했는가'까지 내려간다. 관점이 다를 뿐 대상은 같다.</w:t>
+        <w:t>한 세션이 어떤 행을 UPDATE하고 아직 커밋하지 않았는데, 다른 세션이 같은 행을 UPDATE하려 하면, 뒤 세션은 앞 세션이 커밋/롤백할 때까지 그 행을 잡을 수 없다. 이 기다림이 enq: TX - row lock contention이다. ch17에서 우리는 이 상황을 블로킹 세션(597이 596을 막음)의 관점, 곧 '누가 누구를 막았는가'로 다뤘다. 이 장에서는 같은 현상을 대기 이벤트의 관점으로 다시 본다 — '이 대기 이벤트가 어느 세그먼트의 어느 행에서, 어느 SQL 때문에 발생했는가'까지 내려간다. 관점이 다를 뿐 대상은 같다.</w:t>
       </w:r>
     </w:p>
     <w:p>

--- a/DBTUNING/ch27_V뷰인스턴스튜닝2_대기이벤트/ch27_V뷰_대기이벤트분석.docx
+++ b/DBTUNING/ch27_V뷰인스턴스튜닝2_대기이벤트/ch27_V뷰_대기이벤트분석.docx
@@ -7,7 +7,7 @@
         <w:pStyle w:val="Heading1"/>
       </w:pPr>
       <w:r>
-        <w:t>제ch27  V$ 뷰를 이용한 인스턴스 튜닝 ② 대기 이벤트 분석</w:t>
+        <w:t>ch27  V$ 뷰를 이용한 인스턴스 튜닝 ② 대기 이벤트 분석</w:t>
       </w:r>
     </w:p>
     <w:p>

--- a/DBTUNING/ch27_V뷰인스턴스튜닝2_대기이벤트/ch27_V뷰_대기이벤트분석.docx
+++ b/DBTUNING/ch27_V뷰인스턴스튜닝2_대기이벤트/ch27_V뷰_대기이벤트분석.docx
@@ -124,7 +124,7 @@
         <w:pStyle w:val="Heading2"/>
       </w:pPr>
       <w:r>
-        <w:t>14.1  학습 목표</w:t>
+        <w:t>27.1  학습 목표</w:t>
       </w:r>
     </w:p>
     <w:p>
@@ -226,7 +226,7 @@
         <w:pStyle w:val="Heading2"/>
       </w:pPr>
       <w:r>
-        <w:t>14.2  대기 이벤트 분류 체계 — V$EVENT_NAME과 대기 클래스</w:t>
+        <w:t>27.2  대기 이벤트 분류 체계 — V$EVENT_NAME과 대기 클래스</w:t>
       </w:r>
     </w:p>
     <w:p>
@@ -1815,7 +1815,7 @@
           <w:b w:val="0"/>
           <w:sz w:val="21"/>
         </w:rPr>
-        <w:t>여기서 가장 큰 클래스가 'Other'(1,394개)라는 점을 오해하면 안 된다. 이벤트 개수가 많다는 것이지 대기 시간이 많다는 것이 아니다. Other는 분류가 애매하거나 내부용인 이벤트를 모아 둔 잡동사니 서랍이며, 개수는 많아도 대부분 평소에는 거의 발생하지 않는다. 마찬가지로 Idle이 140개나 되지만, 이들은 '일이 없어 노는 중'을 뜻하므로 병목 분석에서는 통째로 제외한다(14.8절). 클래스 지도에서 우리가 실제로 주목하는 것은 User I/O·System I/O·Concurrency·Commit·Application 다섯이다.</w:t>
+        <w:t>여기서 가장 큰 클래스가 'Other'(1,394개)라는 점을 오해하면 안 된다. 이벤트 개수가 많다는 것이지 대기 시간이 많다는 것이 아니다. Other는 분류가 애매하거나 내부용인 이벤트를 모아 둔 잡동사니 서랍이며, 개수는 많아도 대부분 평소에는 거의 발생하지 않는다. 마찬가지로 Idle이 140개나 되지만, 이들은 '일이 없어 노는 중'을 뜻하므로 병목 분석에서는 통째로 제외한다(27.8절). 클래스 지도에서 우리가 실제로 주목하는 것은 User I/O·System I/O·Concurrency·Commit·Application 다섯이다.</w:t>
       </w:r>
     </w:p>
     <w:p>
@@ -1823,7 +1823,7 @@
         <w:pStyle w:val="Heading2"/>
       </w:pPr>
       <w:r>
-        <w:t>14.3  db file sequential read와 scattered read — 단일 블록 대 다중 블록</w:t>
+        <w:t>27.3  db file sequential read와 scattered read — 단일 블록 대 다중 블록</w:t>
       </w:r>
     </w:p>
     <w:p>
@@ -2608,7 +2608,7 @@
         <w:pStyle w:val="Heading2"/>
       </w:pPr>
       <w:r>
-        <w:t>14.4  buffer busy waits — 원인 세그먼트를 지목하라</w:t>
+        <w:t>27.4  buffer busy waits — 원인 세그먼트를 지목하라</w:t>
       </w:r>
     </w:p>
     <w:p>
@@ -3447,7 +3447,7 @@
         <w:pStyle w:val="Heading2"/>
       </w:pPr>
       <w:r>
-        <w:t>14.5  log file sync — 커밋 빈도가 만드는 대기</w:t>
+        <w:t>27.5  log file sync — 커밋 빈도가 만드는 대기</w:t>
       </w:r>
     </w:p>
     <w:p>
@@ -3897,7 +3897,7 @@
         <w:pStyle w:val="Heading2"/>
       </w:pPr>
       <w:r>
-        <w:t>14.6  latch와 mutex 경합 — 라이브러리 캐시를 지키는 자물쇠</w:t>
+        <w:t>27.6  latch와 mutex 경합 — 라이브러리 캐시를 지키는 자물쇠</w:t>
       </w:r>
     </w:p>
     <w:p>
@@ -4563,7 +4563,7 @@
         <w:pStyle w:val="Heading2"/>
       </w:pPr>
       <w:r>
-        <w:t>14.7  enqueue 대기 — enq: TX - row lock contention</w:t>
+        <w:t>27.7  enqueue 대기 — enq: TX - row lock contention</w:t>
       </w:r>
     </w:p>
     <w:p>
@@ -5072,7 +5072,7 @@
         <w:pStyle w:val="Heading2"/>
       </w:pPr>
       <w:r>
-        <w:t>14.8  Idle 이벤트를 병목으로 오판하지 않기 — Common Error</w:t>
+        <w:t>27.8  Idle 이벤트를 병목으로 오판하지 않기 — Common Error</w:t>
       </w:r>
     </w:p>
     <w:p>
@@ -5819,7 +5819,7 @@
         <w:pStyle w:val="Heading2"/>
       </w:pPr>
       <w:r>
-        <w:t>14.9  마무리 — 요약과 점검</w:t>
+        <w:t>27.9  마무리 — 요약과 점검</w:t>
       </w:r>
     </w:p>
     <w:p>
@@ -6046,7 +6046,7 @@
         <w:pStyle w:val="Heading2"/>
       </w:pPr>
       <w:r>
-        <w:t>14.10  실습 개요</w:t>
+        <w:t>27.10  실습 개요</w:t>
       </w:r>
     </w:p>
     <w:p>
